--- a/docs/docx writings/Theretical foundation.docx
+++ b/docs/docx writings/Theretical foundation.docx
@@ -1380,6 +1380,18 @@
     </w:p>
     <w:p>
       <w:r>
+        <w:rPr>
+          <w:color w:val="EE0000"/>
+        </w:rPr>
+        <w:t>MUSS ÜBERARBEITET WERDEN</w:t>
+      </w:r>
+      <w:r>
+        <w:rPr>
+          <w:color w:val="EE0000"/>
+        </w:rPr>
+        <w:t xml:space="preserve"> </w:t>
+      </w:r>
+      <w:r>
         <w:t>At elevated CO₂ partial pressures, the loading capacity of physical solvents exceeds that of chemical absorbents, shifting economic preference toward physical processes.</w:t>
       </w:r>
       <w:r>
@@ -1395,13 +1407,7 @@
         <w:rPr>
           <w:color w:val="EE0000"/>
         </w:rPr>
-        <w:t xml:space="preserve">FOOTNOTE: </w:t>
-      </w:r>
-      <w:r>
-        <w:rPr>
-          <w:color w:val="EE0000"/>
-        </w:rPr>
-        <w:t>Pre-combustion capture separates CO₂ before combustion. The fuel is first converted into synthesis gas, after which CO is shifted with steam to form CO₂ and H₂; CO₂ can then be separated under higher pressure and concentration</w:t>
+        <w:t>FOOTNOTE: Pre-combustion capture separates CO₂ before combustion. The fuel is first converted into synthesis gas, after which CO is shifted with steam to form CO₂ and H₂; CO₂ can then be separated under higher pressure and concentration</w:t>
       </w:r>
       <w:r>
         <w:rPr>
@@ -11735,6 +11741,7 @@
   <w:style w:type="character" w:default="1" w:styleId="DefaultParagraphFont">
     <w:name w:val="Default Paragraph Font"/>
     <w:uiPriority w:val="1"/>
+    <w:semiHidden/>
     <w:unhideWhenUsed/>
   </w:style>
   <w:style w:type="table" w:default="1" w:styleId="TableNormal">
